--- a/policies/build/chapters_v2/MOM/HCO_MOM_8_v2_REWRITE_DRAFT.docx
+++ b/policies/build/chapters_v2/MOM/HCO_MOM_8_v2_REWRITE_DRAFT.docx
@@ -316,6 +316,10 @@
     </w:p>
     <w:p>
       <w:pPr>
+        <w:numPr>
+          <w:ilvl w:val="0"/>
+          <w:numId w:val="12"/>
+        </w:numPr>
         <w:pStyle w:val="ListNumber"/>
       </w:pPr>
       <w:r>
@@ -324,6 +328,10 @@
     </w:p>
     <w:p>
       <w:pPr>
+        <w:numPr>
+          <w:ilvl w:val="0"/>
+          <w:numId w:val="12"/>
+        </w:numPr>
         <w:pStyle w:val="ListNumber"/>
       </w:pPr>
       <w:r>
@@ -332,6 +340,10 @@
     </w:p>
     <w:p>
       <w:pPr>
+        <w:numPr>
+          <w:ilvl w:val="0"/>
+          <w:numId w:val="12"/>
+        </w:numPr>
         <w:pStyle w:val="ListNumber"/>
       </w:pPr>
       <w:r>
@@ -340,6 +352,10 @@
     </w:p>
     <w:p>
       <w:pPr>
+        <w:numPr>
+          <w:ilvl w:val="0"/>
+          <w:numId w:val="12"/>
+        </w:numPr>
         <w:pStyle w:val="ListNumber"/>
       </w:pPr>
       <w:r>
@@ -348,6 +364,10 @@
     </w:p>
     <w:p>
       <w:pPr>
+        <w:numPr>
+          <w:ilvl w:val="0"/>
+          <w:numId w:val="12"/>
+        </w:numPr>
         <w:pStyle w:val="ListNumber"/>
       </w:pPr>
       <w:r>
@@ -1492,6 +1512,10 @@
     </w:p>
     <w:p>
       <w:pPr>
+        <w:numPr>
+          <w:ilvl w:val="0"/>
+          <w:numId w:val="13"/>
+        </w:numPr>
         <w:pStyle w:val="ListNumber"/>
       </w:pPr>
       <w:r>
@@ -1500,6 +1524,10 @@
     </w:p>
     <w:p>
       <w:pPr>
+        <w:numPr>
+          <w:ilvl w:val="0"/>
+          <w:numId w:val="13"/>
+        </w:numPr>
         <w:pStyle w:val="ListNumber"/>
       </w:pPr>
       <w:r>
@@ -1508,6 +1536,10 @@
     </w:p>
     <w:p>
       <w:pPr>
+        <w:numPr>
+          <w:ilvl w:val="0"/>
+          <w:numId w:val="13"/>
+        </w:numPr>
         <w:pStyle w:val="ListNumber"/>
       </w:pPr>
       <w:r>
@@ -1524,6 +1556,10 @@
     </w:p>
     <w:p>
       <w:pPr>
+        <w:numPr>
+          <w:ilvl w:val="0"/>
+          <w:numId w:val="14"/>
+        </w:numPr>
         <w:pStyle w:val="ListNumber"/>
       </w:pPr>
       <w:r>
@@ -1532,6 +1568,10 @@
     </w:p>
     <w:p>
       <w:pPr>
+        <w:numPr>
+          <w:ilvl w:val="0"/>
+          <w:numId w:val="14"/>
+        </w:numPr>
         <w:pStyle w:val="ListNumber"/>
       </w:pPr>
       <w:r>
@@ -1540,6 +1580,10 @@
     </w:p>
     <w:p>
       <w:pPr>
+        <w:numPr>
+          <w:ilvl w:val="0"/>
+          <w:numId w:val="14"/>
+        </w:numPr>
         <w:pStyle w:val="ListNumber"/>
       </w:pPr>
       <w:r>
@@ -1556,6 +1600,10 @@
     </w:p>
     <w:p>
       <w:pPr>
+        <w:numPr>
+          <w:ilvl w:val="0"/>
+          <w:numId w:val="15"/>
+        </w:numPr>
         <w:pStyle w:val="ListNumber"/>
       </w:pPr>
       <w:r>
@@ -1564,6 +1612,10 @@
     </w:p>
     <w:p>
       <w:pPr>
+        <w:numPr>
+          <w:ilvl w:val="0"/>
+          <w:numId w:val="15"/>
+        </w:numPr>
         <w:pStyle w:val="ListNumber"/>
       </w:pPr>
       <w:r>
@@ -1572,6 +1624,10 @@
     </w:p>
     <w:p>
       <w:pPr>
+        <w:numPr>
+          <w:ilvl w:val="0"/>
+          <w:numId w:val="15"/>
+        </w:numPr>
         <w:pStyle w:val="ListNumber"/>
       </w:pPr>
       <w:r>
@@ -1588,6 +1644,10 @@
     </w:p>
     <w:p>
       <w:pPr>
+        <w:numPr>
+          <w:ilvl w:val="0"/>
+          <w:numId w:val="16"/>
+        </w:numPr>
         <w:pStyle w:val="ListNumber"/>
       </w:pPr>
       <w:r>
@@ -1596,6 +1656,10 @@
     </w:p>
     <w:p>
       <w:pPr>
+        <w:numPr>
+          <w:ilvl w:val="0"/>
+          <w:numId w:val="16"/>
+        </w:numPr>
         <w:pStyle w:val="ListNumber"/>
       </w:pPr>
       <w:r>
@@ -1612,6 +1676,10 @@
     </w:p>
     <w:p>
       <w:pPr>
+        <w:numPr>
+          <w:ilvl w:val="0"/>
+          <w:numId w:val="17"/>
+        </w:numPr>
         <w:pStyle w:val="ListNumber"/>
       </w:pPr>
       <w:r>
@@ -1620,6 +1688,10 @@
     </w:p>
     <w:p>
       <w:pPr>
+        <w:numPr>
+          <w:ilvl w:val="0"/>
+          <w:numId w:val="17"/>
+        </w:numPr>
         <w:pStyle w:val="ListNumber"/>
       </w:pPr>
       <w:r>
@@ -1636,6 +1708,10 @@
     </w:p>
     <w:p>
       <w:pPr>
+        <w:numPr>
+          <w:ilvl w:val="0"/>
+          <w:numId w:val="18"/>
+        </w:numPr>
         <w:pStyle w:val="ListNumber"/>
       </w:pPr>
       <w:r>
@@ -1644,6 +1720,10 @@
     </w:p>
     <w:p>
       <w:pPr>
+        <w:numPr>
+          <w:ilvl w:val="0"/>
+          <w:numId w:val="18"/>
+        </w:numPr>
         <w:pStyle w:val="ListNumber"/>
       </w:pPr>
       <w:r>
@@ -1652,6 +1732,10 @@
     </w:p>
     <w:p>
       <w:pPr>
+        <w:numPr>
+          <w:ilvl w:val="0"/>
+          <w:numId w:val="18"/>
+        </w:numPr>
         <w:pStyle w:val="ListNumber"/>
       </w:pPr>
       <w:r>
@@ -1670,7 +1754,7 @@
       <w:pPr>
         <w:numPr>
           <w:ilvl w:val="0"/>
-          <w:numId w:val="10"/>
+          <w:numId w:val="19"/>
         </w:numPr>
         <w:pStyle w:val="ListNumber"/>
       </w:pPr>
@@ -1927,6 +2011,60 @@
     <w:abstractNumId w:val="0"/>
   </w:num>
   <w:num w:numId="10">
+    <w:abstractNumId w:val="7"/>
+    <w:lvlOverride w:ilvl="0">
+      <w:startOverride w:val="1"/>
+    </w:lvlOverride>
+  </w:num>
+  <w:num w:numId="11">
+    <w:abstractNumId w:val="7"/>
+    <w:lvlOverride w:ilvl="0">
+      <w:startOverride w:val="1"/>
+    </w:lvlOverride>
+  </w:num>
+  <w:num w:numId="12">
+    <w:abstractNumId w:val="7"/>
+    <w:lvlOverride w:ilvl="0">
+      <w:startOverride w:val="1"/>
+    </w:lvlOverride>
+  </w:num>
+  <w:num w:numId="13">
+    <w:abstractNumId w:val="7"/>
+    <w:lvlOverride w:ilvl="0">
+      <w:startOverride w:val="1"/>
+    </w:lvlOverride>
+  </w:num>
+  <w:num w:numId="14">
+    <w:abstractNumId w:val="7"/>
+    <w:lvlOverride w:ilvl="0">
+      <w:startOverride w:val="1"/>
+    </w:lvlOverride>
+  </w:num>
+  <w:num w:numId="15">
+    <w:abstractNumId w:val="7"/>
+    <w:lvlOverride w:ilvl="0">
+      <w:startOverride w:val="1"/>
+    </w:lvlOverride>
+  </w:num>
+  <w:num w:numId="16">
+    <w:abstractNumId w:val="7"/>
+    <w:lvlOverride w:ilvl="0">
+      <w:startOverride w:val="1"/>
+    </w:lvlOverride>
+  </w:num>
+  <w:num w:numId="17">
+    <w:abstractNumId w:val="7"/>
+    <w:lvlOverride w:ilvl="0">
+      <w:startOverride w:val="1"/>
+    </w:lvlOverride>
+  </w:num>
+  <w:num w:numId="18">
+    <w:abstractNumId w:val="7"/>
+    <w:lvlOverride w:ilvl="0">
+      <w:startOverride w:val="1"/>
+    </w:lvlOverride>
+  </w:num>
+  <w:num w:numId="19">
     <w:abstractNumId w:val="7"/>
     <w:lvlOverride w:ilvl="0">
       <w:startOverride w:val="1"/>

--- a/policies/build/chapters_v2/MOM/HCO_MOM_8_v2_REWRITE_DRAFT.docx
+++ b/policies/build/chapters_v2/MOM/HCO_MOM_8_v2_REWRITE_DRAFT.docx
@@ -1797,7 +1797,7 @@
         <w:pStyle w:val="Normal"/>
       </w:pPr>
       <w:r>
-        <w:t>This document is not issued by, endorsed by, or affiliated with NABH, the World Health Organization, the National Centre for Disease Control, the Food Safety and Standards Authority of India, any Pollution Control Board, or any other body named in it. Wording is original; no text has been reproduced from the standards, rules or guidelines referenced.</w:t>
+        <w:t>This document is not issued by, endorsed by, or affiliated with NABH or any other body named in it. Wording is original; no text has been reproduced from the standards, rules or guidelines referenced.</w:t>
       </w:r>
     </w:p>
     <w:sectPr>

--- a/policies/build/chapters_v2/MOM/HCO_MOM_8_v2_REWRITE_DRAFT.docx
+++ b/policies/build/chapters_v2/MOM/HCO_MOM_8_v2_REWRITE_DRAFT.docx
@@ -264,6 +264,12 @@
       <w:pPr/>
       <w:r>
         <w:t>This policy explains how «Hospital Name» monitors patients after medication administration, adjusts medication based on that monitoring, and captures, reports, analyses, and acts on near misses, medication errors, and adverse drug reactions.</w:t>
+      </w:r>
+    </w:p>
+    <w:p>
+      <w:pPr/>
+      <w:r>
+        <w:t>A near-miss is an unplanned event that did not result in injury, illness or damage, but had the potential to. A medication error is any preventable event that may cause or lead to inappropriate medication use or patient harm while the medication is under the control of the healthcare professional, patient or consumer. An adverse drug reaction is a response to a drug that is noxious and unintended, occurring at doses normally used for prophylaxis, diagnosis or therapy (NABH Guidebook, Glossary of Terms).</w:t>
       </w:r>
     </w:p>
     <w:p>
